--- a/Workspace/ODD/punti singoli/InterfaceSpecification - Notifiche management.docx
+++ b/Workspace/ODD/punti singoli/InterfaceSpecification - Notifiche management.docx
@@ -34,9 +34,11 @@
             <w:tcW w:w="7938" w:type="dxa"/>
           </w:tcPr>
           <w:p>
+            <w:proofErr w:type="spellStart"/>
             <w:r>
               <w:t>NotificheService</w:t>
             </w:r>
+            <w:proofErr w:type="spellEnd"/>
           </w:p>
         </w:tc>
       </w:tr>
@@ -84,21 +86,127 @@
             <w:tcW w:w="7938" w:type="dxa"/>
           </w:tcPr>
           <w:p>
-            <w:r>
-              <w:t>+showNotification(utente:Utente):List&lt;Notifica&gt;</w:t>
-            </w:r>
-          </w:p>
-          <w:p>
-            <w:pPr>
-              <w:rPr>
-                <w:lang w:val="en-GB"/>
-              </w:rPr>
-            </w:pPr>
-            <w:r>
-              <w:rPr>
-                <w:lang w:val="en-GB"/>
-              </w:rPr>
-              <w:t>+send(sender:String, receiver:String, message:String, type:enum):void</w:t>
+            <w:pPr>
+              <w:rPr>
+                <w:lang w:val="en-GB"/>
+              </w:rPr>
+            </w:pPr>
+            <w:r>
+              <w:rPr>
+                <w:lang w:val="en-GB"/>
+              </w:rPr>
+              <w:t>+</w:t>
+            </w:r>
+            <w:proofErr w:type="spellStart"/>
+            <w:r>
+              <w:rPr>
+                <w:lang w:val="en-GB"/>
+              </w:rPr>
+              <w:t>showNotification</w:t>
+            </w:r>
+            <w:proofErr w:type="spellEnd"/>
+            <w:r>
+              <w:rPr>
+                <w:lang w:val="en-GB"/>
+              </w:rPr>
+              <w:t>(</w:t>
+            </w:r>
+            <w:proofErr w:type="spellStart"/>
+            <w:r>
+              <w:rPr>
+                <w:lang w:val="en-GB"/>
+              </w:rPr>
+              <w:t>utente:Utente</w:t>
+            </w:r>
+            <w:proofErr w:type="spellEnd"/>
+            <w:r>
+              <w:rPr>
+                <w:lang w:val="en-GB"/>
+              </w:rPr>
+              <w:t>):List&lt;</w:t>
+            </w:r>
+            <w:proofErr w:type="spellStart"/>
+            <w:r>
+              <w:rPr>
+                <w:lang w:val="en-GB"/>
+              </w:rPr>
+              <w:t>Notifica</w:t>
+            </w:r>
+            <w:proofErr w:type="spellEnd"/>
+            <w:r>
+              <w:rPr>
+                <w:lang w:val="en-GB"/>
+              </w:rPr>
+              <w:t>&gt;</w:t>
+            </w:r>
+          </w:p>
+          <w:p>
+            <w:pPr>
+              <w:rPr>
+                <w:lang w:val="en-GB"/>
+              </w:rPr>
+            </w:pPr>
+            <w:r>
+              <w:rPr>
+                <w:lang w:val="en-GB"/>
+              </w:rPr>
+              <w:t>+send(</w:t>
+            </w:r>
+            <w:proofErr w:type="spellStart"/>
+            <w:r>
+              <w:rPr>
+                <w:lang w:val="en-GB"/>
+              </w:rPr>
+              <w:t>sender:String</w:t>
+            </w:r>
+            <w:proofErr w:type="spellEnd"/>
+            <w:r>
+              <w:rPr>
+                <w:lang w:val="en-GB"/>
+              </w:rPr>
+              <w:t xml:space="preserve">, </w:t>
+            </w:r>
+            <w:proofErr w:type="spellStart"/>
+            <w:r>
+              <w:rPr>
+                <w:lang w:val="en-GB"/>
+              </w:rPr>
+              <w:t>receiver:String</w:t>
+            </w:r>
+            <w:proofErr w:type="spellEnd"/>
+            <w:r>
+              <w:rPr>
+                <w:lang w:val="en-GB"/>
+              </w:rPr>
+              <w:t xml:space="preserve">, </w:t>
+            </w:r>
+            <w:proofErr w:type="spellStart"/>
+            <w:r>
+              <w:rPr>
+                <w:lang w:val="en-GB"/>
+              </w:rPr>
+              <w:t>message:String</w:t>
+            </w:r>
+            <w:proofErr w:type="spellEnd"/>
+            <w:r>
+              <w:rPr>
+                <w:lang w:val="en-GB"/>
+              </w:rPr>
+              <w:t xml:space="preserve">, </w:t>
+            </w:r>
+            <w:proofErr w:type="spellStart"/>
+            <w:r>
+              <w:rPr>
+                <w:lang w:val="en-GB"/>
+              </w:rPr>
+              <w:t>type:enum</w:t>
+            </w:r>
+            <w:proofErr w:type="spellEnd"/>
+            <w:r>
+              <w:rPr>
+                <w:lang w:val="en-GB"/>
+              </w:rPr>
+              <w:t>):void</w:t>
             </w:r>
           </w:p>
         </w:tc>
@@ -165,11 +273,21 @@
               <w:spacing w:after="160" w:line="259" w:lineRule="auto"/>
             </w:pPr>
             <w:r>
-              <w:t>+showNotification(</w:t>
-            </w:r>
+              <w:t>+</w:t>
+            </w:r>
+            <w:proofErr w:type="spellStart"/>
+            <w:r>
+              <w:t>showNotification</w:t>
+            </w:r>
+            <w:proofErr w:type="spellEnd"/>
+            <w:r>
+              <w:t>(</w:t>
+            </w:r>
+            <w:proofErr w:type="spellStart"/>
             <w:r>
               <w:t>utente:Utente</w:t>
             </w:r>
+            <w:proofErr w:type="spellEnd"/>
             <w:r>
               <w:t>):List&lt;Notifica&gt;</w:t>
             </w:r>
@@ -229,11 +347,20 @@
                 <w:lang w:val="en-GB"/>
               </w:rPr>
             </w:pPr>
-            <w:r>
-              <w:rPr>
-                <w:lang w:val="en-GB"/>
-              </w:rPr>
-              <w:t>Context::NotificheService:showNotificatio</w:t>
+            <w:proofErr w:type="gramStart"/>
+            <w:r>
+              <w:rPr>
+                <w:lang w:val="en-GB"/>
+              </w:rPr>
+              <w:t>Context::</w:t>
+            </w:r>
+            <w:proofErr w:type="spellStart"/>
+            <w:proofErr w:type="gramEnd"/>
+            <w:r>
+              <w:rPr>
+                <w:lang w:val="en-GB"/>
+              </w:rPr>
+              <w:t>NotificheService:showNotificatio</w:t>
             </w:r>
             <w:r>
               <w:rPr>
@@ -241,25 +368,62 @@
               </w:rPr>
               <w:t>n</w:t>
             </w:r>
-            <w:r>
-              <w:rPr>
-                <w:lang w:val="en-GB"/>
-              </w:rPr>
-              <w:t>(utente:Utente): List&lt;Notifica&gt;</w:t>
-            </w:r>
-          </w:p>
-          <w:p>
-            <w:pPr>
-              <w:spacing w:after="160" w:line="259" w:lineRule="auto"/>
-              <w:rPr>
-                <w:lang w:val="en-GB"/>
-              </w:rPr>
-            </w:pPr>
-            <w:r>
-              <w:rPr>
-                <w:lang w:val="en-GB"/>
-              </w:rPr>
-              <w:t>utente != null</w:t>
+            <w:proofErr w:type="spellEnd"/>
+            <w:r>
+              <w:rPr>
+                <w:lang w:val="en-GB"/>
+              </w:rPr>
+              <w:t>(</w:t>
+            </w:r>
+            <w:proofErr w:type="spellStart"/>
+            <w:r>
+              <w:rPr>
+                <w:lang w:val="en-GB"/>
+              </w:rPr>
+              <w:t>utente:Utente</w:t>
+            </w:r>
+            <w:proofErr w:type="spellEnd"/>
+            <w:r>
+              <w:rPr>
+                <w:lang w:val="en-GB"/>
+              </w:rPr>
+              <w:t>): List&lt;</w:t>
+            </w:r>
+            <w:proofErr w:type="spellStart"/>
+            <w:r>
+              <w:rPr>
+                <w:lang w:val="en-GB"/>
+              </w:rPr>
+              <w:t>Notifica</w:t>
+            </w:r>
+            <w:proofErr w:type="spellEnd"/>
+            <w:r>
+              <w:rPr>
+                <w:lang w:val="en-GB"/>
+              </w:rPr>
+              <w:t>&gt;</w:t>
+            </w:r>
+          </w:p>
+          <w:p>
+            <w:pPr>
+              <w:spacing w:after="160" w:line="259" w:lineRule="auto"/>
+              <w:rPr>
+                <w:lang w:val="en-GB"/>
+              </w:rPr>
+            </w:pPr>
+            <w:proofErr w:type="spellStart"/>
+            <w:r>
+              <w:rPr>
+                <w:lang w:val="en-GB"/>
+              </w:rPr>
+              <w:t>utente</w:t>
+            </w:r>
+            <w:proofErr w:type="spellEnd"/>
+            <w:r>
+              <w:rPr>
+                <w:lang w:val="en-GB"/>
+              </w:rPr>
+              <w:t xml:space="preserve"> != null</w:t>
             </w:r>
           </w:p>
         </w:tc>
@@ -289,41 +453,56 @@
                 <w:lang w:val="en-GB"/>
               </w:rPr>
             </w:pPr>
-            <w:r>
-              <w:rPr>
-                <w:lang w:val="en-GB"/>
-              </w:rPr>
-              <w:t>NotificationController::showNotification</w:t>
-            </w:r>
-            <w:r>
-              <w:rPr>
-                <w:lang w:val="en-GB"/>
-              </w:rPr>
-              <w:t>(utente</w:t>
-            </w:r>
-            <w:r>
-              <w:rPr>
-                <w:lang w:val="en-GB"/>
-              </w:rPr>
-              <w:t>:</w:t>
-            </w:r>
-            <w:r>
-              <w:rPr>
-                <w:lang w:val="en-GB"/>
-              </w:rPr>
-              <w:t>Utente</w:t>
-            </w:r>
-            <w:r>
-              <w:rPr>
-                <w:lang w:val="en-GB"/>
-              </w:rPr>
-              <w:t>)</w:t>
-            </w:r>
-            <w:r>
-              <w:rPr>
-                <w:lang w:val="en-GB"/>
-              </w:rPr>
-              <w:t>: List&lt;Notific</w:t>
+            <w:proofErr w:type="spellStart"/>
+            <w:proofErr w:type="gramStart"/>
+            <w:r>
+              <w:rPr>
+                <w:lang w:val="en-GB"/>
+              </w:rPr>
+              <w:t>NotificationController</w:t>
+            </w:r>
+            <w:proofErr w:type="spellEnd"/>
+            <w:r>
+              <w:rPr>
+                <w:lang w:val="en-GB"/>
+              </w:rPr>
+              <w:t>::</w:t>
+            </w:r>
+            <w:proofErr w:type="spellStart"/>
+            <w:proofErr w:type="gramEnd"/>
+            <w:r>
+              <w:rPr>
+                <w:lang w:val="en-GB"/>
+              </w:rPr>
+              <w:t>showNotification</w:t>
+            </w:r>
+            <w:proofErr w:type="spellEnd"/>
+            <w:r>
+              <w:rPr>
+                <w:lang w:val="en-GB"/>
+              </w:rPr>
+              <w:t>(</w:t>
+            </w:r>
+            <w:proofErr w:type="spellStart"/>
+            <w:r>
+              <w:rPr>
+                <w:lang w:val="en-GB"/>
+              </w:rPr>
+              <w:t>utente:Utente</w:t>
+            </w:r>
+            <w:proofErr w:type="spellEnd"/>
+            <w:r>
+              <w:rPr>
+                <w:lang w:val="en-GB"/>
+              </w:rPr>
+              <w:t>): List&lt;</w:t>
+            </w:r>
+            <w:proofErr w:type="spellStart"/>
+            <w:r>
+              <w:rPr>
+                <w:lang w:val="en-GB"/>
+              </w:rPr>
+              <w:t>Notific</w:t>
             </w:r>
             <w:r>
               <w:rPr>
@@ -331,6 +510,7 @@
               </w:rPr>
               <w:t>a</w:t>
             </w:r>
+            <w:proofErr w:type="spellEnd"/>
             <w:r>
               <w:rPr>
                 <w:lang w:val="en-GB"/>
@@ -351,6 +531,7 @@
               </w:rPr>
               <w:t xml:space="preserve">result = </w:t>
             </w:r>
+            <w:proofErr w:type="spellStart"/>
             <w:r>
               <w:rPr>
                 <w:lang w:val="en-GB"/>
@@ -363,6 +544,7 @@
               </w:rPr>
               <w:t>.notifications</w:t>
             </w:r>
+            <w:proofErr w:type="spellEnd"/>
           </w:p>
         </w:tc>
       </w:tr>
@@ -427,7 +609,63 @@
               <w:rPr>
                 <w:lang w:val="en-GB"/>
               </w:rPr>
-              <w:t>+send(sender:String, receiver:String, message:String, type:enum):void</w:t>
+              <w:t>+send(</w:t>
+            </w:r>
+            <w:proofErr w:type="spellStart"/>
+            <w:r>
+              <w:rPr>
+                <w:lang w:val="en-GB"/>
+              </w:rPr>
+              <w:t>sender:String</w:t>
+            </w:r>
+            <w:proofErr w:type="spellEnd"/>
+            <w:r>
+              <w:rPr>
+                <w:lang w:val="en-GB"/>
+              </w:rPr>
+              <w:t xml:space="preserve">, </w:t>
+            </w:r>
+            <w:proofErr w:type="spellStart"/>
+            <w:r>
+              <w:rPr>
+                <w:lang w:val="en-GB"/>
+              </w:rPr>
+              <w:t>receiver:String</w:t>
+            </w:r>
+            <w:proofErr w:type="spellEnd"/>
+            <w:r>
+              <w:rPr>
+                <w:lang w:val="en-GB"/>
+              </w:rPr>
+              <w:t xml:space="preserve">, </w:t>
+            </w:r>
+            <w:proofErr w:type="spellStart"/>
+            <w:r>
+              <w:rPr>
+                <w:lang w:val="en-GB"/>
+              </w:rPr>
+              <w:t>message:String</w:t>
+            </w:r>
+            <w:proofErr w:type="spellEnd"/>
+            <w:r>
+              <w:rPr>
+                <w:lang w:val="en-GB"/>
+              </w:rPr>
+              <w:t xml:space="preserve">, </w:t>
+            </w:r>
+            <w:proofErr w:type="spellStart"/>
+            <w:r>
+              <w:rPr>
+                <w:lang w:val="en-GB"/>
+              </w:rPr>
+              <w:t>type:enum</w:t>
+            </w:r>
+            <w:proofErr w:type="spellEnd"/>
+            <w:r>
+              <w:rPr>
+                <w:lang w:val="en-GB"/>
+              </w:rPr>
+              <w:t>):void</w:t>
             </w:r>
           </w:p>
         </w:tc>
@@ -485,23 +723,89 @@
                 <w:lang w:val="en-GB"/>
               </w:rPr>
             </w:pPr>
-            <w:r>
-              <w:rPr>
-                <w:lang w:val="en-GB"/>
-              </w:rPr>
-              <w:t>Context::NotificheService:</w:t>
-            </w:r>
-            <w:r>
-              <w:rPr>
-                <w:lang w:val="en-GB"/>
-              </w:rPr>
-              <w:t>send(</w:t>
-            </w:r>
-            <w:r>
-              <w:rPr>
-                <w:lang w:val="en-GB"/>
-              </w:rPr>
-              <w:t>sender:String, receiver:String, message:String, type:enum):void</w:t>
+            <w:proofErr w:type="gramStart"/>
+            <w:r>
+              <w:rPr>
+                <w:lang w:val="en-GB"/>
+              </w:rPr>
+              <w:t>Context::</w:t>
+            </w:r>
+            <w:proofErr w:type="spellStart"/>
+            <w:proofErr w:type="gramEnd"/>
+            <w:r>
+              <w:rPr>
+                <w:lang w:val="en-GB"/>
+              </w:rPr>
+              <w:t>NotificheService:</w:t>
+            </w:r>
+            <w:r>
+              <w:rPr>
+                <w:lang w:val="en-GB"/>
+              </w:rPr>
+              <w:t>send</w:t>
+            </w:r>
+            <w:proofErr w:type="spellEnd"/>
+            <w:r>
+              <w:rPr>
+                <w:lang w:val="en-GB"/>
+              </w:rPr>
+              <w:t>(</w:t>
+            </w:r>
+            <w:proofErr w:type="spellStart"/>
+            <w:r>
+              <w:rPr>
+                <w:lang w:val="en-GB"/>
+              </w:rPr>
+              <w:t>sender:String</w:t>
+            </w:r>
+            <w:proofErr w:type="spellEnd"/>
+            <w:r>
+              <w:rPr>
+                <w:lang w:val="en-GB"/>
+              </w:rPr>
+              <w:t xml:space="preserve">, </w:t>
+            </w:r>
+            <w:proofErr w:type="spellStart"/>
+            <w:r>
+              <w:rPr>
+                <w:lang w:val="en-GB"/>
+              </w:rPr>
+              <w:t>receiver:String</w:t>
+            </w:r>
+            <w:proofErr w:type="spellEnd"/>
+            <w:r>
+              <w:rPr>
+                <w:lang w:val="en-GB"/>
+              </w:rPr>
+              <w:t xml:space="preserve">, </w:t>
+            </w:r>
+            <w:proofErr w:type="spellStart"/>
+            <w:r>
+              <w:rPr>
+                <w:lang w:val="en-GB"/>
+              </w:rPr>
+              <w:t>message:String</w:t>
+            </w:r>
+            <w:proofErr w:type="spellEnd"/>
+            <w:r>
+              <w:rPr>
+                <w:lang w:val="en-GB"/>
+              </w:rPr>
+              <w:t xml:space="preserve">, </w:t>
+            </w:r>
+            <w:proofErr w:type="spellStart"/>
+            <w:r>
+              <w:rPr>
+                <w:lang w:val="en-GB"/>
+              </w:rPr>
+              <w:t>type:enum</w:t>
+            </w:r>
+            <w:proofErr w:type="spellEnd"/>
+            <w:r>
+              <w:rPr>
+                <w:lang w:val="en-GB"/>
+              </w:rPr>
+              <w:t>):void</w:t>
             </w:r>
             <w:r>
               <w:rPr>
@@ -1495,6 +1799,7 @@
   <w:style w:type="character" w:default="1" w:styleId="Carpredefinitoparagrafo">
     <w:name w:val="Default Paragraph Font"/>
     <w:uiPriority w:val="1"/>
+    <w:semiHidden/>
     <w:unhideWhenUsed/>
   </w:style>
   <w:style w:type="table" w:default="1" w:styleId="Tabellanormale">
